--- a/спека.docx
+++ b/спека.docx
@@ -13,7 +13,6 @@
           <w:szCs w:val="24"/>
         </w:rPr>
       </w:pPr>
-      <w:bookmarkStart w:id="0" w:name="_GoBack"/>
       <w:r>
         <w:rPr>
           <w:rFonts w:ascii="Times New Roman" w:hAnsi="Times New Roman" w:cs="Times New Roman"/>
@@ -302,376 +301,103 @@
           <w:szCs w:val="24"/>
         </w:rPr>
       </w:pPr>
-    </w:p>
-    <w:p>
-      <w:pPr>
-        <w:spacing w:after="0" w:line="360" w:lineRule="auto"/>
-        <w:ind w:firstLine="709"/>
-        <w:rPr>
-          <w:rFonts w:ascii="Times New Roman" w:hAnsi="Times New Roman" w:cs="Times New Roman"/>
-          <w:sz w:val="24"/>
-          <w:szCs w:val="24"/>
-        </w:rPr>
-      </w:pPr>
       <w:r>
         <w:rPr>
           <w:rFonts w:ascii="Times New Roman" w:hAnsi="Times New Roman" w:cs="Times New Roman"/>
           <w:sz w:val="24"/>
           <w:szCs w:val="24"/>
         </w:rPr>
-        <w:t xml:space="preserve"> 2. Студенты</w:t>
+        <w:t>9. При необходимости поделится заметкой с другим пользователем с возможностью редактировать заметку.</w:t>
       </w:r>
-    </w:p>
-    <w:p>
-      <w:pPr>
-        <w:spacing w:after="0" w:line="360" w:lineRule="auto"/>
-        <w:ind w:firstLine="709"/>
-        <w:rPr>
-          <w:rFonts w:ascii="Times New Roman" w:hAnsi="Times New Roman" w:cs="Times New Roman"/>
+      <w:bookmarkStart w:id="0" w:name="_GoBack"/>
+      <w:bookmarkEnd w:id="0"/>
+    </w:p>
+    <w:p>
+      <w:pPr>
+        <w:spacing w:after="0" w:line="360" w:lineRule="auto"/>
+        <w:rPr>
+          <w:rFonts w:ascii="Times New Roman" w:hAnsi="Times New Roman" w:cs="Times New Roman"/>
+          <w:i/>
           <w:sz w:val="24"/>
           <w:szCs w:val="24"/>
         </w:rPr>
       </w:pPr>
       <w:r>
         <w:rPr>
-          <w:rFonts w:ascii="Times New Roman" w:hAnsi="Times New Roman" w:cs="Times New Roman"/>
-          <w:sz w:val="24"/>
-          <w:szCs w:val="24"/>
-        </w:rPr>
-        <w:t xml:space="preserve">Люди, которым необходимо систематизировать учебные материалы, конспекты, научные статьи и связанные </w:t>
+          <w:i/>
+          <w:noProof/>
+          <w:lang w:eastAsia="ru-RU"/>
+        </w:rPr>
+        <w:drawing>
+          <wp:inline distT="0" distB="0" distL="0" distR="0" wp14:anchorId="2739FC5D" wp14:editId="769334E1">
+            <wp:extent cx="5940425" cy="1641433"/>
+            <wp:effectExtent l="0" t="0" r="3175" b="0"/>
+            <wp:docPr id="2" name="Рисунок 2" descr="https://psv4.userapi.com/s/v1/d2/nkmJ3L7T1nQ0hwtvq42i71LR9VVwFa7yp8OTOimV2Em2DRDVFgU9XdPp0Hu9oMKCFh-CveNsb58ayfXVIvMDSLmKDieS_ya3ScEF0JwMnUeXklo-9l_lB2aHn-l7FzmGubVg1jeYUQVm/diagram.png"/>
+            <wp:cNvGraphicFramePr>
+              <a:graphicFrameLocks xmlns:a="http://schemas.openxmlformats.org/drawingml/2006/main" noChangeAspect="1"/>
+            </wp:cNvGraphicFramePr>
+            <a:graphic xmlns:a="http://schemas.openxmlformats.org/drawingml/2006/main">
+              <a:graphicData uri="http://schemas.openxmlformats.org/drawingml/2006/picture">
+                <pic:pic xmlns:pic="http://schemas.openxmlformats.org/drawingml/2006/picture">
+                  <pic:nvPicPr>
+                    <pic:cNvPr id="0" name="Picture 3" descr="https://psv4.userapi.com/s/v1/d2/nkmJ3L7T1nQ0hwtvq42i71LR9VVwFa7yp8OTOimV2Em2DRDVFgU9XdPp0Hu9oMKCFh-CveNsb58ayfXVIvMDSLmKDieS_ya3ScEF0JwMnUeXklo-9l_lB2aHn-l7FzmGubVg1jeYUQVm/diagram.png"/>
+                    <pic:cNvPicPr>
+                      <a:picLocks noChangeAspect="1" noChangeArrowheads="1"/>
+                    </pic:cNvPicPr>
+                  </pic:nvPicPr>
+                  <pic:blipFill>
+                    <a:blip r:embed="rId5">
+                      <a:extLst>
+                        <a:ext uri="{28A0092B-C50C-407E-A947-70E740481C1C}">
+                          <a14:useLocalDpi xmlns:a14="http://schemas.microsoft.com/office/drawing/2010/main" val="0"/>
+                        </a:ext>
+                      </a:extLst>
+                    </a:blip>
+                    <a:srcRect/>
+                    <a:stretch>
+                      <a:fillRect/>
+                    </a:stretch>
+                  </pic:blipFill>
+                  <pic:spPr bwMode="auto">
+                    <a:xfrm>
+                      <a:off x="0" y="0"/>
+                      <a:ext cx="5940425" cy="1641433"/>
+                    </a:xfrm>
+                    <a:prstGeom prst="rect">
+                      <a:avLst/>
+                    </a:prstGeom>
+                    <a:noFill/>
+                    <a:ln>
+                      <a:noFill/>
+                    </a:ln>
+                  </pic:spPr>
+                </pic:pic>
+              </a:graphicData>
+            </a:graphic>
+          </wp:inline>
+        </w:drawing>
       </w:r>
-      <w:proofErr w:type="spellStart"/>
-      <w:r>
-        <w:rPr>
-          <w:rFonts w:ascii="Times New Roman" w:hAnsi="Times New Roman" w:cs="Times New Roman"/>
-          <w:sz w:val="24"/>
-          <w:szCs w:val="24"/>
-        </w:rPr>
-        <w:t>медиафайлы</w:t>
-      </w:r>
-      <w:proofErr w:type="spellEnd"/>
-      <w:r>
-        <w:rPr>
-          <w:rFonts w:ascii="Times New Roman" w:hAnsi="Times New Roman" w:cs="Times New Roman"/>
-          <w:sz w:val="24"/>
-          <w:szCs w:val="24"/>
-        </w:rPr>
-        <w:t>.</w:t>
-      </w:r>
-    </w:p>
-    <w:p>
-      <w:pPr>
-        <w:spacing w:after="0" w:line="360" w:lineRule="auto"/>
-        <w:ind w:firstLine="709"/>
-        <w:rPr>
-          <w:rFonts w:ascii="Times New Roman" w:hAnsi="Times New Roman" w:cs="Times New Roman"/>
-          <w:sz w:val="24"/>
-          <w:szCs w:val="24"/>
-        </w:rPr>
-      </w:pPr>
-      <w:r>
-        <w:rPr>
-          <w:rFonts w:ascii="Times New Roman" w:hAnsi="Times New Roman" w:cs="Times New Roman"/>
-          <w:sz w:val="24"/>
-          <w:szCs w:val="24"/>
-        </w:rPr>
-        <w:t>Сценарий использования:</w:t>
-      </w:r>
-    </w:p>
-    <w:p>
-      <w:pPr>
-        <w:spacing w:after="0" w:line="360" w:lineRule="auto"/>
-        <w:ind w:firstLine="709"/>
-        <w:rPr>
-          <w:rFonts w:ascii="Times New Roman" w:hAnsi="Times New Roman" w:cs="Times New Roman"/>
-          <w:sz w:val="24"/>
-          <w:szCs w:val="24"/>
-        </w:rPr>
-      </w:pPr>
-      <w:r>
-        <w:rPr>
-          <w:rFonts w:ascii="Times New Roman" w:hAnsi="Times New Roman" w:cs="Times New Roman"/>
-          <w:sz w:val="24"/>
-          <w:szCs w:val="24"/>
-        </w:rPr>
-        <w:t>Студент, который хочет организовать конспекты по предметам и иметь быстрый доступ к лекционным материалам.</w:t>
-      </w:r>
-    </w:p>
-    <w:p>
-      <w:pPr>
-        <w:spacing w:after="0" w:line="360" w:lineRule="auto"/>
-        <w:ind w:firstLine="709"/>
-        <w:rPr>
-          <w:rFonts w:ascii="Times New Roman" w:hAnsi="Times New Roman" w:cs="Times New Roman"/>
-          <w:sz w:val="24"/>
-          <w:szCs w:val="24"/>
-        </w:rPr>
-      </w:pPr>
-      <w:r>
-        <w:rPr>
-          <w:rFonts w:ascii="Times New Roman" w:hAnsi="Times New Roman" w:cs="Times New Roman"/>
-          <w:sz w:val="24"/>
-          <w:szCs w:val="24"/>
-        </w:rPr>
-        <w:t>1. Создаю тему "Высшая математика" для всех материалов по предмету</w:t>
-      </w:r>
-    </w:p>
-    <w:p>
-      <w:pPr>
-        <w:spacing w:after="0" w:line="360" w:lineRule="auto"/>
-        <w:ind w:firstLine="709"/>
-        <w:rPr>
-          <w:rFonts w:ascii="Times New Roman" w:hAnsi="Times New Roman" w:cs="Times New Roman"/>
-          <w:sz w:val="24"/>
-          <w:szCs w:val="24"/>
-        </w:rPr>
-      </w:pPr>
-      <w:r>
-        <w:rPr>
-          <w:rFonts w:ascii="Times New Roman" w:hAnsi="Times New Roman" w:cs="Times New Roman"/>
-          <w:sz w:val="24"/>
-          <w:szCs w:val="24"/>
-        </w:rPr>
-        <w:t>2. В каждой заметке прикрепляю фото с доски, видео лекций, аудиозаписи объяснений</w:t>
-      </w:r>
-    </w:p>
-    <w:p>
-      <w:pPr>
-        <w:spacing w:after="0" w:line="360" w:lineRule="auto"/>
-        <w:ind w:firstLine="709"/>
-        <w:rPr>
-          <w:rFonts w:ascii="Times New Roman" w:hAnsi="Times New Roman" w:cs="Times New Roman"/>
-          <w:sz w:val="24"/>
-          <w:szCs w:val="24"/>
-        </w:rPr>
-      </w:pPr>
-      <w:r>
-        <w:rPr>
-          <w:rFonts w:ascii="Times New Roman" w:hAnsi="Times New Roman" w:cs="Times New Roman"/>
-          <w:sz w:val="24"/>
-          <w:szCs w:val="24"/>
-        </w:rPr>
-        <w:t>3. Использую поиск для быстрого нахождения нужной информации</w:t>
-      </w:r>
-    </w:p>
-    <w:p>
-      <w:pPr>
-        <w:spacing w:after="0" w:line="360" w:lineRule="auto"/>
-        <w:ind w:firstLine="709"/>
-        <w:rPr>
-          <w:rFonts w:ascii="Times New Roman" w:hAnsi="Times New Roman" w:cs="Times New Roman"/>
-          <w:sz w:val="24"/>
-          <w:szCs w:val="24"/>
-        </w:rPr>
-      </w:pPr>
-      <w:r>
-        <w:rPr>
-          <w:rFonts w:ascii="Times New Roman" w:hAnsi="Times New Roman" w:cs="Times New Roman"/>
-          <w:sz w:val="24"/>
-          <w:szCs w:val="24"/>
-        </w:rPr>
-        <w:t xml:space="preserve">4. Делюсь заметками с </w:t>
-      </w:r>
-      <w:proofErr w:type="spellStart"/>
-      <w:r>
-        <w:rPr>
-          <w:rFonts w:ascii="Times New Roman" w:hAnsi="Times New Roman" w:cs="Times New Roman"/>
-          <w:sz w:val="24"/>
-          <w:szCs w:val="24"/>
-        </w:rPr>
-        <w:t>одногруппниками</w:t>
-      </w:r>
-      <w:proofErr w:type="spellEnd"/>
-      <w:r>
-        <w:rPr>
-          <w:rFonts w:ascii="Times New Roman" w:hAnsi="Times New Roman" w:cs="Times New Roman"/>
-          <w:sz w:val="24"/>
-          <w:szCs w:val="24"/>
-        </w:rPr>
-        <w:t xml:space="preserve"> через систему общего доступа</w:t>
-      </w:r>
-    </w:p>
-    <w:p>
-      <w:pPr>
-        <w:spacing w:after="0" w:line="360" w:lineRule="auto"/>
-        <w:ind w:firstLine="709"/>
-        <w:rPr>
-          <w:rFonts w:ascii="Times New Roman" w:hAnsi="Times New Roman" w:cs="Times New Roman"/>
-          <w:sz w:val="24"/>
-          <w:szCs w:val="24"/>
-        </w:rPr>
-      </w:pPr>
-    </w:p>
-    <w:p>
-      <w:pPr>
-        <w:spacing w:after="0" w:line="360" w:lineRule="auto"/>
-        <w:ind w:firstLine="709"/>
-        <w:rPr>
-          <w:rFonts w:ascii="Times New Roman" w:hAnsi="Times New Roman" w:cs="Times New Roman"/>
-          <w:sz w:val="24"/>
-          <w:szCs w:val="24"/>
-        </w:rPr>
-      </w:pPr>
-      <w:r>
-        <w:rPr>
-          <w:rFonts w:ascii="Times New Roman" w:hAnsi="Times New Roman" w:cs="Times New Roman"/>
-          <w:sz w:val="24"/>
-          <w:szCs w:val="24"/>
-        </w:rPr>
-        <w:lastRenderedPageBreak/>
-        <w:t>3. Преподаватели</w:t>
-      </w:r>
-    </w:p>
-    <w:p>
-      <w:pPr>
-        <w:spacing w:after="0" w:line="360" w:lineRule="auto"/>
-        <w:ind w:firstLine="709"/>
-        <w:rPr>
-          <w:rFonts w:ascii="Times New Roman" w:hAnsi="Times New Roman" w:cs="Times New Roman"/>
-          <w:sz w:val="24"/>
-          <w:szCs w:val="24"/>
-        </w:rPr>
-      </w:pPr>
-      <w:r>
-        <w:rPr>
-          <w:rFonts w:ascii="Times New Roman" w:hAnsi="Times New Roman" w:cs="Times New Roman"/>
-          <w:sz w:val="24"/>
-          <w:szCs w:val="24"/>
-        </w:rPr>
-        <w:t xml:space="preserve">Люди, которым необходимо систематизировать учебные материалы, конспекты, научные статьи и связанные </w:t>
-      </w:r>
-      <w:proofErr w:type="spellStart"/>
-      <w:r>
-        <w:rPr>
-          <w:rFonts w:ascii="Times New Roman" w:hAnsi="Times New Roman" w:cs="Times New Roman"/>
-          <w:sz w:val="24"/>
-          <w:szCs w:val="24"/>
-        </w:rPr>
-        <w:t>медиафайлы</w:t>
-      </w:r>
-      <w:proofErr w:type="spellEnd"/>
-      <w:r>
-        <w:rPr>
-          <w:rFonts w:ascii="Times New Roman" w:hAnsi="Times New Roman" w:cs="Times New Roman"/>
-          <w:sz w:val="24"/>
-          <w:szCs w:val="24"/>
-        </w:rPr>
-        <w:t>.</w:t>
-      </w:r>
-    </w:p>
-    <w:p>
-      <w:pPr>
-        <w:spacing w:after="0" w:line="360" w:lineRule="auto"/>
-        <w:ind w:firstLine="709"/>
-        <w:rPr>
-          <w:rFonts w:ascii="Times New Roman" w:hAnsi="Times New Roman" w:cs="Times New Roman"/>
-          <w:sz w:val="24"/>
-          <w:szCs w:val="24"/>
-        </w:rPr>
-      </w:pPr>
-      <w:r>
-        <w:rPr>
-          <w:rFonts w:ascii="Times New Roman" w:hAnsi="Times New Roman" w:cs="Times New Roman"/>
-          <w:sz w:val="24"/>
-          <w:szCs w:val="24"/>
-        </w:rPr>
-        <w:t>Сценарий использования:</w:t>
-      </w:r>
-    </w:p>
-    <w:p>
-      <w:pPr>
-        <w:spacing w:after="0" w:line="360" w:lineRule="auto"/>
-        <w:ind w:firstLine="709"/>
-        <w:rPr>
-          <w:rFonts w:ascii="Times New Roman" w:hAnsi="Times New Roman" w:cs="Times New Roman"/>
-          <w:sz w:val="24"/>
-          <w:szCs w:val="24"/>
-        </w:rPr>
-      </w:pPr>
-      <w:r>
-        <w:rPr>
-          <w:rFonts w:ascii="Times New Roman" w:hAnsi="Times New Roman" w:cs="Times New Roman"/>
-          <w:sz w:val="24"/>
-          <w:szCs w:val="24"/>
-        </w:rPr>
-        <w:t>Преподаватель, который хочет организовать конспекты по предметам и давать быстрый доступ к лекционным материалам для студентов.</w:t>
-      </w:r>
-    </w:p>
-    <w:p>
-      <w:pPr>
-        <w:spacing w:after="0" w:line="360" w:lineRule="auto"/>
-        <w:ind w:firstLine="709"/>
-        <w:rPr>
-          <w:rFonts w:ascii="Times New Roman" w:hAnsi="Times New Roman" w:cs="Times New Roman"/>
-          <w:sz w:val="24"/>
-          <w:szCs w:val="24"/>
-        </w:rPr>
-      </w:pPr>
-      <w:r>
-        <w:rPr>
-          <w:rFonts w:ascii="Times New Roman" w:hAnsi="Times New Roman" w:cs="Times New Roman"/>
-          <w:sz w:val="24"/>
-          <w:szCs w:val="24"/>
-        </w:rPr>
-        <w:t>1. Создаю тему "Высшая математика" для всех материалов по предмету</w:t>
-      </w:r>
-    </w:p>
-    <w:p>
-      <w:pPr>
-        <w:spacing w:after="0" w:line="360" w:lineRule="auto"/>
-        <w:ind w:firstLine="709"/>
-        <w:rPr>
-          <w:rFonts w:ascii="Times New Roman" w:hAnsi="Times New Roman" w:cs="Times New Roman"/>
-          <w:sz w:val="24"/>
-          <w:szCs w:val="24"/>
-        </w:rPr>
-      </w:pPr>
-      <w:r>
-        <w:rPr>
-          <w:rFonts w:ascii="Times New Roman" w:hAnsi="Times New Roman" w:cs="Times New Roman"/>
-          <w:sz w:val="24"/>
-          <w:szCs w:val="24"/>
-        </w:rPr>
-        <w:t>2. В каждой заметке прикрепляю фото с доски, видео лекций, аудиозаписи объяснений</w:t>
-      </w:r>
-    </w:p>
-    <w:p>
-      <w:pPr>
-        <w:spacing w:after="0" w:line="360" w:lineRule="auto"/>
-        <w:ind w:firstLine="709"/>
-        <w:rPr>
-          <w:rFonts w:ascii="Times New Roman" w:hAnsi="Times New Roman" w:cs="Times New Roman"/>
-          <w:sz w:val="24"/>
-          <w:szCs w:val="24"/>
-        </w:rPr>
-      </w:pPr>
-      <w:r>
-        <w:rPr>
-          <w:rFonts w:ascii="Times New Roman" w:hAnsi="Times New Roman" w:cs="Times New Roman"/>
-          <w:sz w:val="24"/>
-          <w:szCs w:val="24"/>
-        </w:rPr>
-        <w:t>3. Использую поиск для быстрого нахождения нужной информации</w:t>
-      </w:r>
-    </w:p>
-    <w:p>
-      <w:pPr>
-        <w:spacing w:after="0" w:line="360" w:lineRule="auto"/>
-        <w:ind w:firstLine="709"/>
-        <w:rPr>
-          <w:rFonts w:ascii="Times New Roman" w:hAnsi="Times New Roman" w:cs="Times New Roman"/>
-          <w:sz w:val="24"/>
-          <w:szCs w:val="24"/>
-        </w:rPr>
-      </w:pPr>
-      <w:r>
-        <w:rPr>
-          <w:rFonts w:ascii="Times New Roman" w:hAnsi="Times New Roman" w:cs="Times New Roman"/>
-          <w:sz w:val="24"/>
-          <w:szCs w:val="24"/>
-        </w:rPr>
-        <w:t>4. Делюсь заметками со студентами через систему общего доступа</w:t>
-      </w:r>
+    </w:p>
+    <w:p>
+      <w:pPr>
+        <w:spacing w:after="0" w:line="360" w:lineRule="auto"/>
+        <w:ind w:firstLine="709"/>
+        <w:rPr>
+          <w:rFonts w:ascii="Times New Roman" w:hAnsi="Times New Roman" w:cs="Times New Roman"/>
+          <w:sz w:val="24"/>
+          <w:szCs w:val="24"/>
+        </w:rPr>
+      </w:pPr>
+    </w:p>
+    <w:p>
+      <w:pPr>
+        <w:spacing w:after="0" w:line="360" w:lineRule="auto"/>
+        <w:rPr>
+          <w:rFonts w:ascii="Times New Roman" w:hAnsi="Times New Roman" w:cs="Times New Roman"/>
+          <w:sz w:val="24"/>
+          <w:szCs w:val="24"/>
+        </w:rPr>
+      </w:pPr>
     </w:p>
     <w:p>
       <w:pPr>
@@ -1339,7 +1065,6 @@
         </w:rPr>
       </w:pPr>
     </w:p>
-    <w:bookmarkEnd w:id="0"/>
     <w:p/>
     <w:sectPr>
       <w:pgSz w:w="11906" w:h="16838"/>
@@ -1565,6 +1290,36 @@
       </w:tblCellMar>
     </w:tblPr>
   </w:style>
+  <w:style w:type="paragraph" w:styleId="a4">
+    <w:name w:val="Balloon Text"/>
+    <w:basedOn w:val="a"/>
+    <w:link w:val="a5"/>
+    <w:uiPriority w:val="99"/>
+    <w:semiHidden/>
+    <w:unhideWhenUsed/>
+    <w:rsid w:val="00D66324"/>
+    <w:pPr>
+      <w:spacing w:after="0" w:line="240" w:lineRule="auto"/>
+    </w:pPr>
+    <w:rPr>
+      <w:rFonts w:ascii="Tahoma" w:hAnsi="Tahoma" w:cs="Tahoma"/>
+      <w:sz w:val="16"/>
+      <w:szCs w:val="16"/>
+    </w:rPr>
+  </w:style>
+  <w:style w:type="character" w:customStyle="1" w:styleId="a5">
+    <w:name w:val="Текст выноски Знак"/>
+    <w:basedOn w:val="a0"/>
+    <w:link w:val="a4"/>
+    <w:uiPriority w:val="99"/>
+    <w:semiHidden/>
+    <w:rsid w:val="00D66324"/>
+    <w:rPr>
+      <w:rFonts w:ascii="Tahoma" w:hAnsi="Tahoma" w:cs="Tahoma"/>
+      <w:sz w:val="16"/>
+      <w:szCs w:val="16"/>
+    </w:rPr>
+  </w:style>
 </w:styles>
 </file>
 
@@ -1781,6 +1536,36 @@
         <w:right w:w="108" w:type="dxa"/>
       </w:tblCellMar>
     </w:tblPr>
+  </w:style>
+  <w:style w:type="paragraph" w:styleId="a4">
+    <w:name w:val="Balloon Text"/>
+    <w:basedOn w:val="a"/>
+    <w:link w:val="a5"/>
+    <w:uiPriority w:val="99"/>
+    <w:semiHidden/>
+    <w:unhideWhenUsed/>
+    <w:rsid w:val="00D66324"/>
+    <w:pPr>
+      <w:spacing w:after="0" w:line="240" w:lineRule="auto"/>
+    </w:pPr>
+    <w:rPr>
+      <w:rFonts w:ascii="Tahoma" w:hAnsi="Tahoma" w:cs="Tahoma"/>
+      <w:sz w:val="16"/>
+      <w:szCs w:val="16"/>
+    </w:rPr>
+  </w:style>
+  <w:style w:type="character" w:customStyle="1" w:styleId="a5">
+    <w:name w:val="Текст выноски Знак"/>
+    <w:basedOn w:val="a0"/>
+    <w:link w:val="a4"/>
+    <w:uiPriority w:val="99"/>
+    <w:semiHidden/>
+    <w:rsid w:val="00D66324"/>
+    <w:rPr>
+      <w:rFonts w:ascii="Tahoma" w:hAnsi="Tahoma" w:cs="Tahoma"/>
+      <w:sz w:val="16"/>
+      <w:szCs w:val="16"/>
+    </w:rPr>
   </w:style>
 </w:styles>
 </file>
